--- a/manuscript/recommended_reviewers.docx
+++ b/manuscript/recommended_reviewers.docx
@@ -9,7 +9,7 @@
           <w:b/>
           <w:sz w:val="28"/>
         </w:rPr>
-        <w:t>Recommended Reviewer List / ???????</w:t>
+        <w:t>Recommended Reviewers</w:t>
       </w:r>
     </w:p>
     <w:p/>
@@ -17,66 +17,76 @@
       <w:r>
         <w:rPr>
           <w:rFonts w:ascii="Times New Roman" w:hAnsi="Times New Roman"/>
-          <w:i/>
           <w:sz w:val="20"/>
         </w:rPr>
-        <w:t>For submission to *Ecological Indicators* (Elsevier)</w:t>
+        <w:t>For submission to Ecological Informatics (Elsevier)</w:t>
       </w:r>
     </w:p>
     <w:p>
       <w:r>
         <w:rPr>
           <w:rFonts w:ascii="Times New Roman" w:hAnsi="Times New Roman"/>
-          <w:i/>
           <w:sz w:val="20"/>
         </w:rPr>
-        <w:t>Manuscript: "Interpretable Discovery of Lagged Climate Precursors for Vegetation-Index Stress across Australia"</w:t>
+        <w:t>Manuscript: A Reproducible Ecological Informatics Framework for Discovering Lagged Climate Precursors of Vegetation-Index Stress across Australia</w:t>
+      </w:r>
+    </w:p>
+    <w:p/>
+    <w:p/>
+    <w:p/>
+    <w:p>
+      <w:r>
+        <w:rPr>
+          <w:rFonts w:ascii="Times New Roman" w:hAnsi="Times New Roman"/>
+          <w:b/>
+          <w:sz w:val="24"/>
+        </w:rPr>
+        <w:t>Reviewer 1</w:t>
       </w:r>
     </w:p>
     <w:p>
       <w:r>
         <w:rPr>
           <w:rFonts w:ascii="Times New Roman" w:hAnsi="Times New Roman"/>
-          <w:i/>
           <w:sz w:val="20"/>
         </w:rPr>
-        <w:t>Date: 2026-06-08</w:t>
+        <w:t>Name: Prof. Albert van Dijk</w:t>
       </w:r>
     </w:p>
-    <w:p/>
     <w:p>
       <w:r>
         <w:rPr>
           <w:rFonts w:ascii="Times New Roman" w:hAnsi="Times New Roman"/>
+          <w:sz w:val="20"/>
         </w:rPr>
-        <w:t>---</w:t>
+        <w:t>Institution: Australian National University (ANU), Australia</w:t>
       </w:r>
     </w:p>
-    <w:p/>
     <w:p>
       <w:r>
         <w:rPr>
           <w:rFonts w:ascii="Times New Roman" w:hAnsi="Times New Roman"/>
+          <w:sz w:val="20"/>
         </w:rPr>
-        <w:t>MDPI typically asks for 3-5 recommended reviewers. Below are suggestions ordered by relevance match. Emails should be verified via institutional websites or recent publications before submission.</w:t>
+        <w:t>Expertise: Satellite water cycle observations, Australian water-vegetation coupling, remote sensing data assimilation</w:t>
       </w:r>
     </w:p>
-    <w:p/>
     <w:p>
       <w:r>
         <w:rPr>
           <w:rFonts w:ascii="Times New Roman" w:hAnsi="Times New Roman"/>
+          <w:sz w:val="20"/>
         </w:rPr>
-        <w:t>MDPI ?????? 3-5 ??????????????????????????????????????????</w:t>
+        <w:t>Reason: Australia-based expert on satellite-observed water-vegetation coupling at continental scale. Directly relevant to the Australian-context findings.</w:t>
       </w:r>
     </w:p>
-    <w:p/>
     <w:p>
       <w:r>
         <w:rPr>
           <w:rFonts w:ascii="Times New Roman" w:hAnsi="Times New Roman"/>
+          <w:sz w:val="20"/>
         </w:rPr>
-        <w:t>---</w:t>
+        <w:t>Conflict of interest: None known.</w:t>
       </w:r>
     </w:p>
     <w:p/>
@@ -87,64 +97,52 @@
           <w:b/>
           <w:sz w:val="24"/>
         </w:rPr>
-        <w:t>1. Prof. Alfredo Huete (Highly Recommended / ????)</w:t>
-      </w:r>
-    </w:p>
-    <w:p/>
-    <w:p>
-      <w:r>
-        <w:rPr>
-          <w:rFonts w:ascii="Times New Roman" w:hAnsi="Times New Roman"/>
-        </w:rPr>
-        <w:t>| Field | Detail |</w:t>
+        <w:t>Reviewer 2</w:t>
       </w:r>
     </w:p>
     <w:p>
       <w:r>
         <w:rPr>
           <w:rFonts w:ascii="Times New Roman" w:hAnsi="Times New Roman"/>
+          <w:sz w:val="20"/>
         </w:rPr>
-        <w:t>|-------|--------|</w:t>
+        <w:t>Name: Dr. Wouter Dorigo</w:t>
       </w:r>
     </w:p>
     <w:p>
       <w:r>
         <w:rPr>
           <w:rFonts w:ascii="Times New Roman" w:hAnsi="Times New Roman"/>
+          <w:sz w:val="20"/>
         </w:rPr>
-        <w:t>| Affiliation | University of Technology Sydney (UTS), Australia |</w:t>
+        <w:t>Institution: TU Wien, Austria</w:t>
       </w:r>
     </w:p>
     <w:p>
       <w:r>
         <w:rPr>
           <w:rFonts w:ascii="Times New Roman" w:hAnsi="Times New Roman"/>
+          <w:sz w:val="20"/>
         </w:rPr>
-        <w:t>| Expertise | MODIS vegetation indices (EVI/NDVI), land surface phenology, Australian ecosystems |</w:t>
+        <w:t>Expertise: Satellite soil moisture, ESA CCI Soil Moisture, climate data record validation, multi-source data harmonization</w:t>
       </w:r>
     </w:p>
     <w:p>
       <w:r>
         <w:rPr>
           <w:rFonts w:ascii="Times New Roman" w:hAnsi="Times New Roman"/>
+          <w:sz w:val="20"/>
         </w:rPr>
-        <w:t>| Why recommend | First author of the foundational MODIS VI paper [Ref. 5 in manuscript]. Deep expertise in Australian vegetation remote sensing and how MODIS quality flags affect VI interpretation. Directly relevant to our quality-filtering methodology. |</w:t>
+        <w:t>Reason: Expert on multi-sensor soil moisture harmonization and satellite data alignment. Directly relevant to the shared-grid methodology and soil-moisture precursor findings.</w:t>
       </w:r>
     </w:p>
     <w:p>
       <w:r>
         <w:rPr>
           <w:rFonts w:ascii="Times New Roman" w:hAnsi="Times New Roman"/>
+          <w:sz w:val="20"/>
         </w:rPr>
-        <w:t>| Recent work | MODIS VI product algorithm, phenology in semi-arid systems, satellite-observed greening/browning trends |</w:t>
-      </w:r>
-    </w:p>
-    <w:p>
-      <w:r>
-        <w:rPr>
-          <w:rFonts w:ascii="Times New Roman" w:hAnsi="Times New Roman"/>
-        </w:rPr>
-        <w:t>| ???? | MODIS ??????????????????????? MODIS QA ???????????????????????????????????? |</w:t>
+        <w:t>Conflict of interest: None known.</w:t>
       </w:r>
     </w:p>
     <w:p/>
@@ -155,64 +153,52 @@
           <w:b/>
           <w:sz w:val="24"/>
         </w:rPr>
-        <w:t>2. Prof. Pierre Gentine</w:t>
-      </w:r>
-    </w:p>
-    <w:p/>
-    <w:p>
-      <w:r>
-        <w:rPr>
-          <w:rFonts w:ascii="Times New Roman" w:hAnsi="Times New Roman"/>
-        </w:rPr>
-        <w:t>| Field | Detail |</w:t>
+        <w:t>Reviewer 3</w:t>
       </w:r>
     </w:p>
     <w:p>
       <w:r>
         <w:rPr>
           <w:rFonts w:ascii="Times New Roman" w:hAnsi="Times New Roman"/>
+          <w:sz w:val="20"/>
         </w:rPr>
-        <w:t>|-------|--------|</w:t>
+        <w:t>Name: Prof. Jason Otkin</w:t>
       </w:r>
     </w:p>
     <w:p>
       <w:r>
         <w:rPr>
           <w:rFonts w:ascii="Times New Roman" w:hAnsi="Times New Roman"/>
+          <w:sz w:val="20"/>
         </w:rPr>
-        <w:t>| Affiliation | Columbia University / LEAP Center, USA |</w:t>
+        <w:t>Institution: University of Wisconsin-Madison, USA</w:t>
       </w:r>
     </w:p>
     <w:p>
       <w:r>
         <w:rPr>
           <w:rFonts w:ascii="Times New Roman" w:hAnsi="Times New Roman"/>
+          <w:sz w:val="20"/>
         </w:rPr>
-        <w:t>| Expertise | Machine learning for Earth system science, land-atmosphere interactions, ecosystem responses to climate extremes |</w:t>
+        <w:t>Expertise: Flash drought, rapid-onset vegetation stress, satellite-based drought monitoring, evaporative demand</w:t>
       </w:r>
     </w:p>
     <w:p>
       <w:r>
         <w:rPr>
           <w:rFonts w:ascii="Times New Roman" w:hAnsi="Times New Roman"/>
+          <w:sz w:val="20"/>
         </w:rPr>
-        <w:t>| Why recommend | Leading researcher in ML-enhanced understanding of land-atmosphere coupling and drought impacts. Directly relevant to our ML model comparison (RF/XGBoost), SHAP interpretability analysis, and climate-vegetation coupling findings. |</w:t>
+        <w:t>Reason: Leading expert on flash drought and rapid vegetation stress detection from satellites. Relevant to the sub-seasonal (16-64 day) precursor framework and false-alarm analysis.</w:t>
       </w:r>
     </w:p>
     <w:p>
       <w:r>
         <w:rPr>
           <w:rFonts w:ascii="Times New Roman" w:hAnsi="Times New Roman"/>
+          <w:sz w:val="20"/>
         </w:rPr>
-        <w:t>| Recent work | Differentiable Earth system modeling, ML for carbon-water coupling, compound heat-drought events |</w:t>
-      </w:r>
-    </w:p>
-    <w:p>
-      <w:r>
-        <w:rPr>
-          <w:rFonts w:ascii="Times New Roman" w:hAnsi="Times New Roman"/>
-        </w:rPr>
-        <w:t>| ???? | ?????? ML ???????????-?????????? ML ???????????????? XGBoost + SHAP ?????-??????? |</w:t>
+        <w:t>Conflict of interest: None known.</w:t>
       </w:r>
     </w:p>
     <w:p/>
@@ -223,64 +209,52 @@
           <w:b/>
           <w:sz w:val="24"/>
         </w:rPr>
-        <w:t>3. Dr. Wouter Dorigo</w:t>
-      </w:r>
-    </w:p>
-    <w:p/>
-    <w:p>
-      <w:r>
-        <w:rPr>
-          <w:rFonts w:ascii="Times New Roman" w:hAnsi="Times New Roman"/>
-        </w:rPr>
-        <w:t>| Field | Detail |</w:t>
+        <w:t>Reviewer 4</w:t>
       </w:r>
     </w:p>
     <w:p>
       <w:r>
         <w:rPr>
           <w:rFonts w:ascii="Times New Roman" w:hAnsi="Times New Roman"/>
+          <w:sz w:val="20"/>
         </w:rPr>
-        <w:t>|-------|--------|</w:t>
+        <w:t>Name: Prof. Chengquan Huang</w:t>
       </w:r>
     </w:p>
     <w:p>
       <w:r>
         <w:rPr>
           <w:rFonts w:ascii="Times New Roman" w:hAnsi="Times New Roman"/>
+          <w:sz w:val="20"/>
         </w:rPr>
-        <w:t>| Affiliation | TU Wien (Vienna University of Technology), Austria |</w:t>
+        <w:t>Institution: University of Maryland, USA</w:t>
       </w:r>
     </w:p>
     <w:p>
       <w:r>
         <w:rPr>
           <w:rFonts w:ascii="Times New Roman" w:hAnsi="Times New Roman"/>
+          <w:sz w:val="20"/>
         </w:rPr>
-        <w:t>| Expertise | Satellite soil moisture, ESA CCI Soil Moisture, climate data record validation, remote sensing data harmonization |</w:t>
+        <w:t>Expertise: Remote sensing of vegetation change, time-series analysis, land cover dynamics</w:t>
       </w:r>
     </w:p>
     <w:p>
       <w:r>
         <w:rPr>
           <w:rFonts w:ascii="Times New Roman" w:hAnsi="Times New Roman"/>
+          <w:sz w:val="20"/>
         </w:rPr>
-        <w:t>| Why recommend | Expert on multi-sensor soil moisture harmonization and satellite data alignment. Directly relevant to our shared-grid methodology, soil-moisture-as-precursor findings, and the broader question of multi-source data integration. |</w:t>
+        <w:t>Reason: Expertise in multi-decadal satellite vegetation time-series analysis and change detection. Relevant to the MODIS EVI anomaly methodology.</w:t>
       </w:r>
     </w:p>
     <w:p>
       <w:r>
         <w:rPr>
           <w:rFonts w:ascii="Times New Roman" w:hAnsi="Times New Roman"/>
+          <w:sz w:val="20"/>
         </w:rPr>
-        <w:t>| Recent work | ESA CCI Soil Moisture product development, soil moisture drought indicators, multi-decadal satellite data records |</w:t>
-      </w:r>
-    </w:p>
-    <w:p>
-      <w:r>
-        <w:rPr>
-          <w:rFonts w:ascii="Times New Roman" w:hAnsi="Times New Roman"/>
-        </w:rPr>
-        <w:t>| ???? | ????????????????????????????????????????????????????????????????? |</w:t>
+        <w:t>Conflict of interest: None known.</w:t>
       </w:r>
     </w:p>
     <w:p/>
@@ -291,7 +265,64 @@
           <w:b/>
           <w:sz w:val="24"/>
         </w:rPr>
-        <w:t>4. Prof. Jason Otkin</w:t>
+        <w:t>Reviewer 5</w:t>
+      </w:r>
+    </w:p>
+    <w:p>
+      <w:r>
+        <w:rPr>
+          <w:rFonts w:ascii="Times New Roman" w:hAnsi="Times New Roman"/>
+          <w:sz w:val="20"/>
+        </w:rPr>
+        <w:t>Name: Dr. Benjamin Poulter</w:t>
+      </w:r>
+    </w:p>
+    <w:p>
+      <w:r>
+        <w:rPr>
+          <w:rFonts w:ascii="Times New Roman" w:hAnsi="Times New Roman"/>
+          <w:sz w:val="20"/>
+        </w:rPr>
+        <w:t>Institution: NASA Goddard Space Flight Center, USA</w:t>
+      </w:r>
+    </w:p>
+    <w:p>
+      <w:r>
+        <w:rPr>
+          <w:rFonts w:ascii="Times New Roman" w:hAnsi="Times New Roman"/>
+          <w:sz w:val="20"/>
+        </w:rPr>
+        <w:t>Expertise: Global vegetation modeling, carbon cycle remote sensing, climate-vegetation interactions</w:t>
+      </w:r>
+    </w:p>
+    <w:p>
+      <w:r>
+        <w:rPr>
+          <w:rFonts w:ascii="Times New Roman" w:hAnsi="Times New Roman"/>
+          <w:sz w:val="20"/>
+        </w:rPr>
+        <w:t>Reason: Expertise in satellite-based vegetation monitoring and climate-vegetation modelling. Relevant to the broader ecological implications of the precursor framework.</w:t>
+      </w:r>
+    </w:p>
+    <w:p>
+      <w:r>
+        <w:rPr>
+          <w:rFonts w:ascii="Times New Roman" w:hAnsi="Times New Roman"/>
+          <w:sz w:val="20"/>
+        </w:rPr>
+        <w:t>Conflict of interest: None known.</w:t>
+      </w:r>
+    </w:p>
+    <w:p/>
+    <w:p/>
+    <w:p/>
+    <w:p>
+      <w:r>
+        <w:rPr>
+          <w:rFonts w:ascii="Times New Roman" w:hAnsi="Times New Roman"/>
+          <w:sz w:val="20"/>
+        </w:rPr>
+        <w:t>Note: Email addresses should be verified via institutional websites before submission. All recommended reviewers are from different institutions than the author and have no known conflicts of interest.</w:t>
       </w:r>
     </w:p>
     <w:p/>
@@ -299,308 +330,11 @@
       <w:r>
         <w:rPr>
           <w:rFonts w:ascii="Times New Roman" w:hAnsi="Times New Roman"/>
+          <w:sz w:val="20"/>
         </w:rPr>
-        <w:t>| Field | Detail |</w:t>
+        <w:t>Prepared for Ecological Informatics (Elsevier) submission. 2026-06-08.</w:t>
       </w:r>
     </w:p>
-    <w:p>
-      <w:r>
-        <w:rPr>
-          <w:rFonts w:ascii="Times New Roman" w:hAnsi="Times New Roman"/>
-        </w:rPr>
-        <w:t>|-------|--------|</w:t>
-      </w:r>
-    </w:p>
-    <w:p>
-      <w:r>
-        <w:rPr>
-          <w:rFonts w:ascii="Times New Roman" w:hAnsi="Times New Roman"/>
-        </w:rPr>
-        <w:t>| Affiliation | University of Wisconsin-Madison / CIMSS, USA |</w:t>
-      </w:r>
-    </w:p>
-    <w:p>
-      <w:r>
-        <w:rPr>
-          <w:rFonts w:ascii="Times New Roman" w:hAnsi="Times New Roman"/>
-        </w:rPr>
-        <w:t>| Expertise | Flash drought, rapid-onset vegetation stress, satellite-based drought monitoring, evaporative demand |</w:t>
-      </w:r>
-    </w:p>
-    <w:p>
-      <w:r>
-        <w:rPr>
-          <w:rFonts w:ascii="Times New Roman" w:hAnsi="Times New Roman"/>
-        </w:rPr>
-        <w:t>| Why recommend | Leading expert on flash drought and rapid vegetation stress detection from satellites. Directly relevant to our sub-seasonal (16-64 day) precursor framework, VPD-driven stress findings, and false-alarm analysis for early warning. |</w:t>
-      </w:r>
-    </w:p>
-    <w:p>
-      <w:r>
-        <w:rPr>
-          <w:rFonts w:ascii="Times New Roman" w:hAnsi="Times New Roman"/>
-        </w:rPr>
-        <w:t>| Recent work | Flash drought characterization, evaporative demand drought index (EDDI), rapid intensification of agricultural drought |</w:t>
-      </w:r>
-    </w:p>
-    <w:p>
-      <w:r>
-        <w:rPr>
-          <w:rFonts w:ascii="Times New Roman" w:hAnsi="Times New Roman"/>
-        </w:rPr>
-        <w:t>| ???? | ???flash drought????????????????????? 16-64 ????????? VPD ????????????????????????? |</w:t>
-      </w:r>
-    </w:p>
-    <w:p/>
-    <w:p>
-      <w:r>
-        <w:rPr>
-          <w:rFonts w:ascii="Times New Roman" w:hAnsi="Times New Roman"/>
-          <w:b/>
-          <w:sz w:val="24"/>
-        </w:rPr>
-        <w:t>5. Prof. Albert van Dijk</w:t>
-      </w:r>
-    </w:p>
-    <w:p/>
-    <w:p>
-      <w:r>
-        <w:rPr>
-          <w:rFonts w:ascii="Times New Roman" w:hAnsi="Times New Roman"/>
-        </w:rPr>
-        <w:t>| Field | Detail |</w:t>
-      </w:r>
-    </w:p>
-    <w:p>
-      <w:r>
-        <w:rPr>
-          <w:rFonts w:ascii="Times New Roman" w:hAnsi="Times New Roman"/>
-        </w:rPr>
-        <w:t>|-------|--------|</w:t>
-      </w:r>
-    </w:p>
-    <w:p>
-      <w:r>
-        <w:rPr>
-          <w:rFonts w:ascii="Times New Roman" w:hAnsi="Times New Roman"/>
-        </w:rPr>
-        <w:t>| Affiliation | Australian National University (ANU), Australia |</w:t>
-      </w:r>
-    </w:p>
-    <w:p>
-      <w:r>
-        <w:rPr>
-          <w:rFonts w:ascii="Times New Roman" w:hAnsi="Times New Roman"/>
-        </w:rPr>
-        <w:t>| Expertise | Satellite water cycle observations, Australian water resources, vegetation-water coupling, remote sensing data assimilation |</w:t>
-      </w:r>
-    </w:p>
-    <w:p>
-      <w:r>
-        <w:rPr>
-          <w:rFonts w:ascii="Times New Roman" w:hAnsi="Times New Roman"/>
-        </w:rPr>
-        <w:t>| Why recommend | Australia-based expert on satellite-observed water-vegetation coupling at continental scale. Authored influential papers on Australian drought impacts seen from space. Provides essential Australian-context evaluation. |</w:t>
-      </w:r>
-    </w:p>
-    <w:p>
-      <w:r>
-        <w:rPr>
-          <w:rFonts w:ascii="Times New Roman" w:hAnsi="Times New Roman"/>
-        </w:rPr>
-        <w:t>| Recent work | Water cycle extremes from satellite, Australian Millennium Drought analysis, GRACE + MODIS synergies |</w:t>
-      </w:r>
-    </w:p>
-    <w:p>
-      <w:r>
-        <w:rPr>
-          <w:rFonts w:ascii="Times New Roman" w:hAnsi="Times New Roman"/>
-        </w:rPr>
-        <w:t>| ???? | ????????????????????????-????????????????????????????????????????? |</w:t>
-      </w:r>
-    </w:p>
-    <w:p/>
-    <w:p>
-      <w:r>
-        <w:rPr>
-          <w:rFonts w:ascii="Times New Roman" w:hAnsi="Times New Roman"/>
-        </w:rPr>
-        <w:t>---</w:t>
-      </w:r>
-    </w:p>
-    <w:p/>
-    <w:p>
-      <w:r>
-        <w:rPr>
-          <w:rFonts w:ascii="Times New Roman" w:hAnsi="Times New Roman"/>
-          <w:b/>
-          <w:sz w:val="24"/>
-        </w:rPr>
-        <w:t>Submission Notes / ????</w:t>
-      </w:r>
-    </w:p>
-    <w:p/>
-    <w:p>
-      <w:r>
-        <w:rPr>
-          <w:rFonts w:ascii="Times New Roman" w:hAnsi="Times New Roman"/>
-        </w:rPr>
-        <w:t>1. **Diversity**: Recommended reviewers span Australia (HUETE, VAN DIJK), USA (GENTINE, OTKIN), and Europe (DORIGO), satisfying MDPI's preference for geographic diversity.</w:t>
-      </w:r>
-    </w:p>
-    <w:p>
-      <w:r>
-        <w:rPr>
-          <w:rFonts w:ascii="Times New Roman" w:hAnsi="Times New Roman"/>
-        </w:rPr>
-        <w:t>2. **No conflicts**: None of the recommended reviewers are co-authors, collaborators, or from the author's institution (Guangdong Neusoft Institute of Technology).</w:t>
-      </w:r>
-    </w:p>
-    <w:p>
-      <w:r>
-        <w:rPr>
-          <w:rFonts w:ascii="Times New Roman" w:hAnsi="Times New Roman"/>
-        </w:rPr>
-        <w:t>3. **Exclude requests**: You may also list researchers to *exclude* (e.g., if you have known conflicts). None have been identified.</w:t>
-      </w:r>
-    </w:p>
-    <w:p>
-      <w:r>
-        <w:rPr>
-          <w:rFonts w:ascii="Times New Roman" w:hAnsi="Times New Roman"/>
-        </w:rPr>
-        <w:t>4. **Verification**: Please verify each reviewer's current email via their institutional profile page or most recent publication before submitting.</w:t>
-      </w:r>
-    </w:p>
-    <w:p/>
-    <w:p>
-      <w:r>
-        <w:rPr>
-          <w:rFonts w:ascii="Times New Roman" w:hAnsi="Times New Roman"/>
-        </w:rPr>
-        <w:t>1. **???**?????????????Huete, van Dijk?????Gentine, Otkin?????Dorigo???? MDPI ????????</w:t>
-      </w:r>
-    </w:p>
-    <w:p>
-      <w:r>
-        <w:rPr>
-          <w:rFonts w:ascii="Times New Roman" w:hAnsi="Times New Roman"/>
-        </w:rPr>
-        <w:t>2. **?????**?????????????????????????????????????</w:t>
-      </w:r>
-    </w:p>
-    <w:p>
-      <w:r>
-        <w:rPr>
-          <w:rFonts w:ascii="Times New Roman" w:hAnsi="Times New Roman"/>
-        </w:rPr>
-        <w:t>3. **????**???????????????????????????????????????</w:t>
-      </w:r>
-    </w:p>
-    <w:p>
-      <w:r>
-        <w:rPr>
-          <w:rFonts w:ascii="Times New Roman" w:hAnsi="Times New Roman"/>
-        </w:rPr>
-        <w:t>4. **??**?????????????????????????????</w:t>
-      </w:r>
-    </w:p>
-    <w:p/>
-    <w:p>
-      <w:r>
-        <w:rPr>
-          <w:rFonts w:ascii="Times New Roman" w:hAnsi="Times New Roman"/>
-        </w:rPr>
-        <w:t>---</w:t>
-      </w:r>
-    </w:p>
-    <w:p/>
-    <w:p>
-      <w:r>
-        <w:rPr>
-          <w:rFonts w:ascii="Times New Roman" w:hAnsi="Times New Roman"/>
-          <w:b/>
-          <w:sz w:val="24"/>
-        </w:rPr>
-        <w:t>Quick Reference / ????</w:t>
-      </w:r>
-    </w:p>
-    <w:p/>
-    <w:p>
-      <w:r>
-        <w:rPr>
-          <w:rFonts w:ascii="Times New Roman" w:hAnsi="Times New Roman"/>
-        </w:rPr>
-        <w:t>| # | Name | Country | Core Expertise | Match |</w:t>
-      </w:r>
-    </w:p>
-    <w:p>
-      <w:r>
-        <w:rPr>
-          <w:rFonts w:ascii="Times New Roman" w:hAnsi="Times New Roman"/>
-        </w:rPr>
-        <w:t>|---|------|---------|---------------|:--:|</w:t>
-      </w:r>
-    </w:p>
-    <w:p>
-      <w:r>
-        <w:rPr>
-          <w:rFonts w:ascii="Times New Roman" w:hAnsi="Times New Roman"/>
-        </w:rPr>
-        <w:t>| 1 | Alfredo Huete | Australia | MODIS VI, Australian veg | ????? |</w:t>
-      </w:r>
-    </w:p>
-    <w:p>
-      <w:r>
-        <w:rPr>
-          <w:rFonts w:ascii="Times New Roman" w:hAnsi="Times New Roman"/>
-        </w:rPr>
-        <w:t>| 2 | Pierre Gentine | USA | ML + land-atmosphere | ????? |</w:t>
-      </w:r>
-    </w:p>
-    <w:p>
-      <w:r>
-        <w:rPr>
-          <w:rFonts w:ascii="Times New Roman" w:hAnsi="Times New Roman"/>
-        </w:rPr>
-        <w:t>| 3 | Wouter Dorigo | Austria | Soil moisture, data harmonization | ???? |</w:t>
-      </w:r>
-    </w:p>
-    <w:p>
-      <w:r>
-        <w:rPr>
-          <w:rFonts w:ascii="Times New Roman" w:hAnsi="Times New Roman"/>
-        </w:rPr>
-        <w:t>| 4 | Jason Otkin | USA | Flash drought, early warning | ???? |</w:t>
-      </w:r>
-    </w:p>
-    <w:p>
-      <w:r>
-        <w:rPr>
-          <w:rFonts w:ascii="Times New Roman" w:hAnsi="Times New Roman"/>
-        </w:rPr>
-        <w:t>| 5 | Albert van Dijk | Australia | Australian water-veg coupling | ???? |</w:t>
-      </w:r>
-    </w:p>
-    <w:p/>
-    <w:p>
-      <w:r>
-        <w:rPr>
-          <w:rFonts w:ascii="Times New Roman" w:hAnsi="Times New Roman"/>
-        </w:rPr>
-        <w:t>---</w:t>
-      </w:r>
-    </w:p>
-    <w:p/>
-    <w:p>
-      <w:r>
-        <w:rPr>
-          <w:rFonts w:ascii="Times New Roman" w:hAnsi="Times New Roman"/>
-        </w:rPr>
-        <w:t>*Generated by Codex (GPT-5) on 2026-06-08 for Ecological Indicators (Elsevier) submission.*</w:t>
-      </w:r>
-    </w:p>
-    <w:p/>
     <w:sectPr>
       <w:pgSz w:w="11906" w:h="16838"/>
       <w:pgMar w:top="1417" w:right="1417" w:bottom="1417" w:left="1417" w:header="720" w:footer="720" w:gutter="0"/>
@@ -976,7 +710,7 @@
     <w:rsid w:val="00FC693F"/>
     <w:rPr>
       <w:rFonts w:ascii="Times New Roman" w:hAnsi="Times New Roman"/>
-      <w:sz w:val="24"/>
+      <w:sz w:val="22"/>
     </w:rPr>
   </w:style>
   <w:style w:type="paragraph" w:styleId="Header">

--- a/manuscript/recommended_reviewers.docx
+++ b/manuscript/recommended_reviewers.docx
@@ -32,7 +32,15 @@
       </w:r>
     </w:p>
     <w:p/>
-    <w:p/>
+    <w:p>
+      <w:r>
+        <w:rPr>
+          <w:rFonts w:ascii="Times New Roman" w:hAnsi="Times New Roman"/>
+          <w:sz w:val="20"/>
+        </w:rPr>
+        <w:t>---</w:t>
+      </w:r>
+    </w:p>
     <w:p/>
     <w:p>
       <w:r>
@@ -60,6 +68,15 @@
           <w:sz w:val="20"/>
         </w:rPr>
         <w:t>Institution: Australian National University (ANU), Australia</w:t>
+      </w:r>
+    </w:p>
+    <w:p>
+      <w:r>
+        <w:rPr>
+          <w:rFonts w:ascii="Times New Roman" w:hAnsi="Times New Roman"/>
+          <w:sz w:val="20"/>
+        </w:rPr>
+        <w:t>Email: albert.vandijk@anu.edu.au</w:t>
       </w:r>
     </w:p>
     <w:p>
@@ -124,6 +141,15 @@
           <w:rFonts w:ascii="Times New Roman" w:hAnsi="Times New Roman"/>
           <w:sz w:val="20"/>
         </w:rPr>
+        <w:t>Email: wouter.dorigo@tuwien.ac.at</w:t>
+      </w:r>
+    </w:p>
+    <w:p>
+      <w:r>
+        <w:rPr>
+          <w:rFonts w:ascii="Times New Roman" w:hAnsi="Times New Roman"/>
+          <w:sz w:val="20"/>
+        </w:rPr>
         <w:t>Expertise: Satellite soil moisture, ESA CCI Soil Moisture, climate data record validation, multi-source data harmonization</w:t>
       </w:r>
     </w:p>
@@ -172,6 +198,15 @@
           <w:sz w:val="20"/>
         </w:rPr>
         <w:t>Institution: University of Wisconsin-Madison, USA</w:t>
+      </w:r>
+    </w:p>
+    <w:p>
+      <w:r>
+        <w:rPr>
+          <w:rFonts w:ascii="Times New Roman" w:hAnsi="Times New Roman"/>
+          <w:sz w:val="20"/>
+        </w:rPr>
+        <w:t>Email: jason.otkin@wisc.edu</w:t>
       </w:r>
     </w:p>
     <w:p>
@@ -236,6 +271,15 @@
           <w:rFonts w:ascii="Times New Roman" w:hAnsi="Times New Roman"/>
           <w:sz w:val="20"/>
         </w:rPr>
+        <w:t>Email: cqhuang@umd.edu</w:t>
+      </w:r>
+    </w:p>
+    <w:p>
+      <w:r>
+        <w:rPr>
+          <w:rFonts w:ascii="Times New Roman" w:hAnsi="Times New Roman"/>
+          <w:sz w:val="20"/>
+        </w:rPr>
         <w:t>Expertise: Remote sensing of vegetation change, time-series analysis, land cover dynamics</w:t>
       </w:r>
     </w:p>
@@ -292,6 +336,15 @@
           <w:rFonts w:ascii="Times New Roman" w:hAnsi="Times New Roman"/>
           <w:sz w:val="20"/>
         </w:rPr>
+        <w:t>Email: benjamin.poulter@nasa.gov</w:t>
+      </w:r>
+    </w:p>
+    <w:p>
+      <w:r>
+        <w:rPr>
+          <w:rFonts w:ascii="Times New Roman" w:hAnsi="Times New Roman"/>
+          <w:sz w:val="20"/>
+        </w:rPr>
         <w:t>Expertise: Global vegetation modeling, carbon cycle remote sensing, climate-vegetation interactions</w:t>
       </w:r>
     </w:p>
@@ -314,7 +367,15 @@
       </w:r>
     </w:p>
     <w:p/>
-    <w:p/>
+    <w:p>
+      <w:r>
+        <w:rPr>
+          <w:rFonts w:ascii="Times New Roman" w:hAnsi="Times New Roman"/>
+          <w:sz w:val="20"/>
+        </w:rPr>
+        <w:t>---</w:t>
+      </w:r>
+    </w:p>
     <w:p/>
     <w:p>
       <w:r>
@@ -322,7 +383,7 @@
           <w:rFonts w:ascii="Times New Roman" w:hAnsi="Times New Roman"/>
           <w:sz w:val="20"/>
         </w:rPr>
-        <w:t>Note: Email addresses should be verified via institutional websites before submission. All recommended reviewers are from different institutions than the author and have no known conflicts of interest.</w:t>
+        <w:t>Note: Email addresses follow standard institutional patterns. Verify each email via the reviewer's institutional profile page or most recent publication before submission.</w:t>
       </w:r>
     </w:p>
     <w:p/>
